--- a/Atividades/[TAP] - 07_04/[TPA]-Conceito_Heranca.docx
+++ b/Atividades/[TAP] - 07_04/[TPA]-Conceito_Heranca.docx
@@ -26,13 +26,7 @@
     <w:p/>
     <w:p>
       <w:r>
-        <w:t>1.</w:t>
-      </w:r>
-      <w:r>
-        <w:t xml:space="preserve"> </w:t>
-      </w:r>
-      <w:r>
-        <w:t>Defina orientação a objetos e cite vantagens que existem em relação a programação estruturada.</w:t>
+        <w:t>1. Defina orientação a objetos e cite vantagens que existem em relação a programação estruturada.</w:t>
       </w:r>
     </w:p>
     <w:p>
@@ -51,15 +45,10 @@
         <w:t xml:space="preserve"> as características que a compõem.</w:t>
       </w:r>
     </w:p>
-    <w:p>
-      <w:r>
-        <w:t>2.</w:t>
-      </w:r>
-      <w:r>
-        <w:t xml:space="preserve"> </w:t>
-      </w:r>
-      <w:r>
-        <w:t>Conceituar:</w:t>
+    <w:p/>
+    <w:p>
+      <w:r>
+        <w:t>2. Conceituar:</w:t>
       </w:r>
     </w:p>
     <w:p>
@@ -100,6 +89,9 @@
     </w:p>
     <w:p>
       <w:r>
+        <w:t xml:space="preserve">R: </w:t>
+      </w:r>
+      <w:r>
         <w:t xml:space="preserve">Para funcionar o programa é dividido em classes, as </w:t>
       </w:r>
       <w:proofErr w:type="spellStart"/>
@@ -121,16 +113,7 @@
     </w:p>
     <w:p>
       <w:r>
-        <w:t xml:space="preserve">Os atributos são as </w:t>
-      </w:r>
-      <w:r>
-        <w:t>variáveis</w:t>
-      </w:r>
-      <w:r>
-        <w:t xml:space="preserve"> que podem ser armazenados para serem usados, representando todas as características</w:t>
-      </w:r>
-      <w:r>
-        <w:t xml:space="preserve"> e valores pertencentes ao objeto que a classe representa, podendo ser alterados pela </w:t>
+        <w:t xml:space="preserve">Os atributos são as variáveis que podem ser armazenados para serem usados, representando todas as características e valores pertencentes ao objeto que a classe representa, podendo ser alterados pela </w:t>
       </w:r>
       <w:proofErr w:type="spellStart"/>
       <w:r>
@@ -173,6 +156,7 @@
         <w:t xml:space="preserve"> que elas estão recebendo ou devem mandar determinado atributo.</w:t>
       </w:r>
     </w:p>
+    <w:p/>
     <w:p>
       <w:r>
         <w:t>3. Qual a diferença entre a classe e o objeto?</w:t>
@@ -180,16 +164,47 @@
     </w:p>
     <w:p>
       <w:r>
+        <w:t xml:space="preserve">R: </w:t>
+      </w:r>
+      <w:r>
         <w:t>A classe é a forma</w:t>
       </w:r>
+      <w:r>
+        <w:t xml:space="preserve"> base, em seu código está os atributos e métodos do objeto e como ele deve interagir com o </w:t>
+      </w:r>
+      <w:proofErr w:type="spellStart"/>
+      <w:r>
+        <w:t>main</w:t>
+      </w:r>
+      <w:proofErr w:type="spellEnd"/>
+      <w:r>
+        <w:t xml:space="preserve">. Já o objeto é a forma instanciada pelo </w:t>
+      </w:r>
+      <w:proofErr w:type="spellStart"/>
+      <w:r>
+        <w:t>main</w:t>
+      </w:r>
+      <w:proofErr w:type="spellEnd"/>
+      <w:r>
+        <w:t>, ela representa um objeto tendo seus atributos preenchidos. Dessa forma a diferença entre classe e objeto é que um é o geral podendo representar qualquer versão de um objeto, já o objeto é apenas aquele objeto, tendo o sempre os mesmos atributos.</w:t>
+      </w:r>
+    </w:p>
+    <w:p/>
+    <w:p>
+      <w:r>
+        <w:t>4. O que significa instância de uma classe?</w:t>
+      </w:r>
+    </w:p>
+    <w:p>
+      <w:r>
+        <w:t>R: Instanciar uma classe é dizer que tal classe vai se tornar diferente das demais, tendo seus atributos preenchidos e seus métodos chamados.</w:t>
+      </w:r>
+    </w:p>
+    <w:p>
       <w:bookmarkStart w:id="0" w:name="_GoBack"/>
       <w:bookmarkEnd w:id="0"/>
     </w:p>
-    <w:p>
-      <w:r>
-        <w:t>4. O que significa instância de uma classe?</w:t>
-      </w:r>
-    </w:p>
+    <w:p/>
     <w:p>
       <w:r>
         <w:t xml:space="preserve">5. Explique os modificadores de visibilidade: </w:t>

--- a/Atividades/[TAP] - 07_04/[TPA]-Conceito_Heranca.docx
+++ b/Atividades/[TAP] - 07_04/[TPA]-Conceito_Heranca.docx
@@ -129,7 +129,23 @@
       </w:pPr>
       <w:r>
         <w:rPr/>
-        <w:t>O método é a forma com que a classe pode agir, o código que indica para onde os valores mandados pelo main devem ir e como podem ser inseridos, sendo também a ligação das classes com o main. Para funcionarem devem ser informados pelo main que elas estão recebendo ou devem mandar determinado atributo.</w:t>
+        <w:t xml:space="preserve">O método é a forma com que a classe pode agir, o código que indica para onde os valores mandados pelo main devem ir e como podem ser inseridos, sendo também </w:t>
+      </w:r>
+      <w:r>
+        <w:rPr/>
+        <w:t xml:space="preserve">a forma com que </w:t>
+      </w:r>
+      <w:r>
+        <w:rPr/>
+        <w:t xml:space="preserve">as classes </w:t>
+      </w:r>
+      <w:r>
+        <w:rPr/>
+        <w:t>vão se comportar</w:t>
+      </w:r>
+      <w:r>
+        <w:rPr/>
+        <w:t xml:space="preserve"> com o main. Para funcionarem devem ser informados pelo main que elas estão recebendo ou devem mandar determinado atributo.</w:t>
       </w:r>
     </w:p>
     <w:p>
@@ -187,24 +203,48 @@
       </w:pPr>
       <w:r>
         <w:rPr/>
-        <w:t xml:space="preserve">R: Instanciar uma classe é dizer que tal classe vai se tornar diferente das demais, tendo seus atributos preenchidos e seus métodos chamados </w:t>
-      </w:r>
-      <w:r>
-        <w:rPr/>
-        <w:t>para serem usados por outras classes.</w:t>
-      </w:r>
-    </w:p>
-    <w:p>
-      <w:pPr>
-        <w:pStyle w:val="Normal"/>
-        <w:rPr/>
-      </w:pPr>
-      <w:r>
-        <w:rPr/>
-      </w:r>
-      <w:bookmarkStart w:id="0" w:name="_GoBack"/>
-      <w:bookmarkStart w:id="1" w:name="_GoBack"/>
-      <w:bookmarkEnd w:id="1"/>
+        <w:t xml:space="preserve">R: Instanciar uma classe é dizer que tal classe vai se tornar </w:t>
+      </w:r>
+      <w:r>
+        <w:rPr/>
+        <w:t>real para o computador, indo do molde ao objeto real.</w:t>
+      </w:r>
+      <w:r>
+        <w:rPr/>
+        <w:t xml:space="preserve"> </w:t>
+      </w:r>
+      <w:r>
+        <w:rPr/>
+        <w:t xml:space="preserve">Ao ser instanciado vai </w:t>
+      </w:r>
+      <w:r>
+        <w:rPr/>
+        <w:t>te</w:t>
+      </w:r>
+      <w:r>
+        <w:rPr/>
+        <w:t>r uma parte da memória do computador alocada para esse o próprio objeto,</w:t>
+      </w:r>
+      <w:r>
+        <w:rPr/>
+        <w:t xml:space="preserve"> seus atributos </w:t>
+      </w:r>
+      <w:r>
+        <w:rPr/>
+        <w:t>serão</w:t>
+      </w:r>
+      <w:r>
+        <w:rPr/>
+        <w:t xml:space="preserve"> preenchidos e seus métodos </w:t>
+      </w:r>
+      <w:r>
+        <w:rPr/>
+        <w:t>poderão</w:t>
+      </w:r>
+      <w:r>
+        <w:rPr/>
+        <w:t xml:space="preserve"> ser usados por outras classes.</w:t>
+      </w:r>
     </w:p>
     <w:p>
       <w:pPr>
@@ -232,7 +272,15 @@
       </w:pPr>
       <w:r>
         <w:rPr/>
-        <w:t>R: Cada modificador representa diferentes capacidades dos arquivos alterarem o valor que está sendo modificado. O modificador público representa que está livre para todos os outros arquivos modificarem ou utilizarem suas funções. Enquanto isso o protegido e o padrão são semelhantes eles permitem que seu código que está com os modificadores sejam alterados dentro do próprio pacote apenas, no caso do padrão, e no caso do protegido também é permitido o acesso por subclasses mesmo em pacotes diferentes. Por fim tem o privado, esse modificador é o mais restrito permitindo apenas a própria classe editar seus valores privados, para usar esses valores é feito por meio de funções que são o intermédio entre a classe com os valores privados e a classe que está enviando ou puxando.</w:t>
+        <w:t xml:space="preserve">R: Cada modificador representa diferentes capacidades dos arquivos alterarem o valor que está sendo modificado. O modificador público representa que está livre para todos os outros arquivos modificarem ou utilizarem suas funções. Enquanto isso o protegido permite que seu código que está com os modificadores sejam alterados dentro do próprio pacote e também é permitido o acesso por subclasses mesmo em pacotes diferentes. </w:t>
+      </w:r>
+      <w:r>
+        <w:rPr/>
+        <w:t>Já o padrão ele será definido se não for especificado nenhum, sendo mais restrito que o protegido, permitindo que apenas as classes dentro do pacote editem seu conteúdo.</w:t>
+      </w:r>
+      <w:r>
+        <w:rPr/>
+        <w:t xml:space="preserve"> Por fim tem o privado, esse modificador é o mais restrito permitindo apenas a própria classe editar seus valores privados, para usar esses valores é feito por meio de funções que são o intermédio entre a classe com os valores privados e a classe que está enviando ou puxando.</w:t>
       </w:r>
     </w:p>
     <w:p>
@@ -254,6 +302,200 @@
       <w:r>
         <w:rPr/>
         <w:t>R: Abstração no código Java é ocultar o código não essencial separando eles em outro lugar, dessa forma, apenas o código abstrato fica. Nesse código abstrato é dito que tem determinada função porém não explica o que ela faz, isso fica para depois quando o programa estiver funcionando e ler essa parte, ele entende que tem que pegar o que a função faz em outra classe predefinida.</w:t>
+      </w:r>
+    </w:p>
+    <w:p>
+      <w:pPr>
+        <w:pStyle w:val="Normal"/>
+        <w:spacing w:before="0" w:after="160"/>
+        <w:rPr/>
+      </w:pPr>
+      <w:r>
+        <w:rPr/>
+      </w:r>
+    </w:p>
+    <w:p>
+      <w:pPr>
+        <w:pStyle w:val="Normal"/>
+        <w:spacing w:before="0" w:after="160"/>
+        <w:rPr/>
+      </w:pPr>
+      <w:r>
+        <w:rPr/>
+        <w:t xml:space="preserve">public abstract class Pessoa { // </w:t>
+      </w:r>
+      <w:r>
+        <w:rPr/>
+        <w:t>Classe abstrata de Pessoa, podendo ser um cliente, um gerente, um vendendor ou outra tipo.</w:t>
+      </w:r>
+    </w:p>
+    <w:p>
+      <w:pPr>
+        <w:pStyle w:val="Normal"/>
+        <w:spacing w:before="0" w:after="160"/>
+        <w:rPr/>
+      </w:pPr>
+      <w:r>
+        <w:rPr/>
+        <w:tab/>
+        <w:t xml:space="preserve">private String nome; // </w:t>
+      </w:r>
+      <w:r>
+        <w:rPr/>
+        <w:t>Toda pessoa tem um nome.</w:t>
+      </w:r>
+    </w:p>
+    <w:p>
+      <w:pPr>
+        <w:pStyle w:val="Normal"/>
+        <w:spacing w:before="0" w:after="160"/>
+        <w:rPr/>
+      </w:pPr>
+      <w:r>
+        <w:rPr/>
+        <w:tab/>
+        <w:t xml:space="preserve">public abstract void exibirDados(); // </w:t>
+      </w:r>
+      <w:r>
+        <w:rPr/>
+        <w:t>Toda pessoa tem que exibir seus dados, mas a forma vai depender da classe.</w:t>
+      </w:r>
+    </w:p>
+    <w:p>
+      <w:pPr>
+        <w:pStyle w:val="Normal"/>
+        <w:spacing w:before="0" w:after="160"/>
+        <w:rPr/>
+      </w:pPr>
+      <w:r>
+        <w:rPr/>
+        <w:tab/>
+        <w:t xml:space="preserve">public void setNome(String n) { this.nome = n; } // </w:t>
+      </w:r>
+      <w:r>
+        <w:rPr/>
+        <w:t>função set do nome.</w:t>
+      </w:r>
+    </w:p>
+    <w:p>
+      <w:pPr>
+        <w:pStyle w:val="Normal"/>
+        <w:spacing w:before="0" w:after="160"/>
+        <w:rPr/>
+      </w:pPr>
+      <w:r>
+        <w:rPr/>
+        <w:tab/>
+        <w:t xml:space="preserve">public String getNome() { return nome; } // </w:t>
+      </w:r>
+      <w:r>
+        <w:rPr/>
+        <w:t>função get do nome.</w:t>
+      </w:r>
+    </w:p>
+    <w:p>
+      <w:pPr>
+        <w:pStyle w:val="Normal"/>
+        <w:spacing w:before="0" w:after="160"/>
+        <w:rPr/>
+      </w:pPr>
+      <w:r>
+        <w:rPr/>
+        <w:t>}</w:t>
+      </w:r>
+    </w:p>
+    <w:p>
+      <w:pPr>
+        <w:pStyle w:val="Normal"/>
+        <w:spacing w:before="0" w:after="160"/>
+        <w:rPr/>
+      </w:pPr>
+      <w:r>
+        <w:rPr/>
+      </w:r>
+    </w:p>
+    <w:p>
+      <w:pPr>
+        <w:pStyle w:val="Normal"/>
+        <w:spacing w:before="0" w:after="160"/>
+        <w:rPr/>
+      </w:pPr>
+      <w:r>
+        <w:rPr/>
+        <w:t xml:space="preserve">public class Cliente extends Pessoa { // </w:t>
+      </w:r>
+      <w:r>
+        <w:rPr/>
+        <w:t>Classe real, com características concretas.</w:t>
+      </w:r>
+    </w:p>
+    <w:p>
+      <w:pPr>
+        <w:pStyle w:val="Normal"/>
+        <w:spacing w:before="0" w:after="160"/>
+        <w:rPr/>
+      </w:pPr>
+      <w:r>
+        <w:rPr/>
+        <w:tab/>
+        <w:t xml:space="preserve">@Override public void exibirDados() { // </w:t>
+      </w:r>
+      <w:r>
+        <w:rPr/>
+        <w:t>Vai sobrescrever a função abstrata para o método especifico do cliente, dando forma ao método.</w:t>
+      </w:r>
+    </w:p>
+    <w:p>
+      <w:pPr>
+        <w:pStyle w:val="Normal"/>
+        <w:spacing w:before="0" w:after="160"/>
+        <w:rPr/>
+      </w:pPr>
+      <w:r>
+        <w:rPr/>
+        <w:tab/>
+        <w:t xml:space="preserve">System.out.println("Dados do Cliente: " + getNome()); // </w:t>
+      </w:r>
+      <w:r>
+        <w:rPr/>
+        <w:t>Para os clientes o nome será pedido.</w:t>
+      </w:r>
+    </w:p>
+    <w:p>
+      <w:pPr>
+        <w:pStyle w:val="Normal"/>
+        <w:spacing w:before="0" w:after="160"/>
+        <w:rPr/>
+      </w:pPr>
+      <w:r>
+        <w:rPr/>
+        <w:tab/>
+        <w:t>}</w:t>
+      </w:r>
+    </w:p>
+    <w:p>
+      <w:pPr>
+        <w:pStyle w:val="Normal"/>
+        <w:spacing w:before="0" w:after="160"/>
+        <w:rPr/>
+      </w:pPr>
+      <w:r>
+        <w:rPr/>
+        <w:t xml:space="preserve"> </w:t>
+      </w:r>
+      <w:r>
+        <w:rPr/>
+        <w:t>}</w:t>
+      </w:r>
+    </w:p>
+    <w:p>
+      <w:pPr>
+        <w:pStyle w:val="Normal"/>
+        <w:spacing w:before="0" w:after="160"/>
+        <w:rPr/>
+      </w:pPr>
+      <w:r>
+        <w:rPr/>
       </w:r>
     </w:p>
     <w:sectPr>
@@ -935,6 +1177,7 @@
     <w:qFormat/>
     <w:pPr>
       <w:widowControl/>
+      <w:suppressAutoHyphens w:val="true"/>
       <w:bidi w:val="0"/>
       <w:spacing w:lineRule="auto" w:line="259" w:before="0" w:after="160"/>
       <w:jc w:val="start"/>
@@ -1014,6 +1257,32 @@
       <w:rFonts w:cs="Arial"/>
     </w:rPr>
   </w:style>
+  <w:style w:type="paragraph" w:styleId="Ttulouser">
+    <w:name w:val="Título (user)"/>
+    <w:basedOn w:val="Normal"/>
+    <w:next w:val="BodyText"/>
+    <w:qFormat/>
+    <w:pPr>
+      <w:keepNext w:val="true"/>
+      <w:spacing w:before="240" w:after="120"/>
+    </w:pPr>
+    <w:rPr>
+      <w:rFonts w:ascii="Liberation Sans" w:hAnsi="Liberation Sans" w:eastAsia="Microsoft YaHei" w:cs="Arial"/>
+      <w:sz w:val="28"/>
+      <w:szCs w:val="28"/>
+    </w:rPr>
+  </w:style>
+  <w:style w:type="paragraph" w:styleId="ndiceuser">
+    <w:name w:val="Índice (user)"/>
+    <w:basedOn w:val="Normal"/>
+    <w:qFormat/>
+    <w:pPr>
+      <w:suppressLineNumbers/>
+    </w:pPr>
+    <w:rPr>
+      <w:rFonts w:cs="Arial"/>
+    </w:rPr>
+  </w:style>
   <w:style w:type="paragraph" w:styleId="NormalWeb">
     <w:name w:val="Normal (Web)"/>
     <w:basedOn w:val="Normal"/>
@@ -1044,8 +1313,8 @@
     </w:pPr>
     <w:rPr/>
   </w:style>
-  <w:style w:type="numbering" w:styleId="Semlista" w:default="1">
-    <w:name w:val="Sem lista"/>
+  <w:style w:type="numbering" w:styleId="Semlistauser" w:default="1">
+    <w:name w:val="Sem lista (user)"/>
     <w:uiPriority w:val="99"/>
     <w:semiHidden/>
     <w:unhideWhenUsed/>
